--- a/25007＿大平凜音　制作ノート.docx
+++ b/25007＿大平凜音　制作ノート.docx
@@ -2321,7 +2321,6 @@
     <w:p>
       <w:pPr>
         <w:rPr>
-          <w:rFonts w:hint="eastAsia"/>
           <w:lang w:val="en-US"/>
         </w:rPr>
       </w:pPr>
@@ -2626,7 +2625,6 @@
     <w:p>
       <w:pPr>
         <w:rPr>
-          <w:rFonts w:hint="eastAsia"/>
           <w:lang w:val="en-US"/>
         </w:rPr>
       </w:pPr>
@@ -2656,7 +2654,6 @@
     <w:p>
       <w:pPr>
         <w:rPr>
-          <w:rFonts w:hint="eastAsia"/>
           <w:lang w:val="en-US"/>
         </w:rPr>
       </w:pPr>
@@ -2706,7 +2703,6 @@
     <w:p>
       <w:pPr>
         <w:rPr>
-          <w:rFonts w:hint="eastAsia"/>
           <w:lang w:val="en-US"/>
         </w:rPr>
       </w:pPr>
@@ -2722,21 +2718,26 @@
           <w:rFonts w:hint="eastAsia"/>
           <w:lang w:val="en-US"/>
         </w:rPr>
-        <w:t>食事管理　　おすすめ食材　　　やせるためにやるべきこと</w:t>
-      </w:r>
-    </w:p>
-    <w:p>
-      <w:pPr>
-        <w:rPr>
-          <w:rFonts w:hint="eastAsia"/>
-          <w:lang w:val="en-US"/>
-        </w:rPr>
-      </w:pPr>
-    </w:p>
-    <w:p>
-      <w:pPr>
-        <w:rPr>
-          <w:rFonts w:hint="eastAsia"/>
+        <w:t xml:space="preserve">食事管理　　おすすめ食材　　　</w:t>
+      </w:r>
+      <w:r>
+        <w:rPr>
+          <w:rFonts w:hint="eastAsia"/>
+          <w:lang w:val="en-US"/>
+        </w:rPr>
+        <w:t>１日の食事例、運動</w:t>
+      </w:r>
+    </w:p>
+    <w:p>
+      <w:pPr>
+        <w:rPr>
+          <w:lang w:val="en-US"/>
+        </w:rPr>
+      </w:pPr>
+    </w:p>
+    <w:p>
+      <w:pPr>
+        <w:rPr>
           <w:lang w:val="en-US"/>
         </w:rPr>
       </w:pPr>
@@ -2782,19 +2783,24 @@
           <w:lang w:val="en-US"/>
         </w:rPr>
       </w:pPr>
-    </w:p>
-    <w:p>
-      <w:pPr>
-        <w:rPr>
-          <w:rFonts w:hint="eastAsia"/>
-          <w:lang w:val="en-US"/>
-        </w:rPr>
-      </w:pPr>
-    </w:p>
-    <w:p>
-      <w:pPr>
-        <w:rPr>
-          <w:rFonts w:hint="eastAsia"/>
+      <w:r>
+        <w:rPr>
+          <w:rFonts w:hint="eastAsia"/>
+          <w:lang w:val="en-US"/>
+        </w:rPr>
+        <w:t>素材集めあと福岡市内1回行けば完了</w:t>
+      </w:r>
+    </w:p>
+    <w:p>
+      <w:pPr>
+        <w:rPr>
+          <w:lang w:val="en-US"/>
+        </w:rPr>
+      </w:pPr>
+    </w:p>
+    <w:p>
+      <w:pPr>
+        <w:rPr>
           <w:lang w:val="en-US"/>
         </w:rPr>
       </w:pPr>

--- a/25007＿大平凜音　制作ノート.docx
+++ b/25007＿大平凜音　制作ノート.docx
@@ -161,14 +161,20 @@
         <w:rPr>
           <w:rFonts w:ascii="Arial Unicode MS" w:hAnsi="Arial Unicode MS" w:cs="Arial Unicode MS" w:hint="eastAsia"/>
         </w:rPr>
-        <w:t xml:space="preserve">　25007</w:t>
-      </w:r>
-    </w:p>
-    <w:p>
-      <w:pPr>
+        <w:t xml:space="preserve">　</w:t>
+      </w:r>
+      <w:r>
         <w:rPr>
           <w:rFonts w:ascii="Arial Unicode MS" w:hAnsi="Arial Unicode MS" w:cs="Arial Unicode MS" w:hint="eastAsia"/>
         </w:rPr>
+        <w:t>25007</w:t>
+      </w:r>
+    </w:p>
+    <w:p>
+      <w:pPr>
+        <w:rPr>
+          <w:rFonts w:ascii="Arial Unicode MS" w:hAnsi="Arial Unicode MS" w:cs="Arial Unicode MS" w:hint="eastAsia"/>
+        </w:rPr>
       </w:pPr>
       <w:r>
         <w:rPr>
@@ -192,49 +198,21 @@
         <w:rPr>
           <w:rFonts w:ascii="Arial Unicode MS" w:hAnsi="Arial Unicode MS" w:cs="Arial Unicode MS"/>
         </w:rPr>
-        <w:tab/>
-      </w:r>
+        <w:t>大</w:t>
+      </w:r>
+      <w:proofErr w:type="gramStart"/>
       <w:r>
         <w:rPr>
           <w:rFonts w:ascii="Arial Unicode MS" w:hAnsi="Arial Unicode MS" w:cs="Arial Unicode MS"/>
         </w:rPr>
-        <w:tab/>
-      </w:r>
+        <w:t>あ</w:t>
+      </w:r>
+      <w:proofErr w:type="gramEnd"/>
       <w:r>
         <w:rPr>
           <w:rFonts w:ascii="Arial Unicode MS" w:hAnsi="Arial Unicode MS" w:cs="Arial Unicode MS"/>
         </w:rPr>
-        <w:tab/>
-      </w:r>
-      <w:r>
-        <w:rPr>
-          <w:rFonts w:ascii="Arial Unicode MS" w:hAnsi="Arial Unicode MS" w:cs="Arial Unicode MS"/>
-        </w:rPr>
-        <w:tab/>
-      </w:r>
-      <w:r>
-        <w:rPr>
-          <w:rFonts w:ascii="Arial Unicode MS" w:hAnsi="Arial Unicode MS" w:cs="Arial Unicode MS"/>
-        </w:rPr>
-        <w:tab/>
-      </w:r>
-      <w:r>
-        <w:rPr>
-          <w:rFonts w:ascii="Arial Unicode MS" w:hAnsi="Arial Unicode MS" w:cs="Arial Unicode MS"/>
-        </w:rPr>
-        <w:tab/>
-      </w:r>
-      <w:r>
-        <w:rPr>
-          <w:rFonts w:ascii="Arial Unicode MS" w:hAnsi="Arial Unicode MS" w:cs="Arial Unicode MS"/>
-        </w:rPr>
-        <w:tab/>
-      </w:r>
-      <w:r>
-        <w:rPr>
-          <w:rFonts w:ascii="Arial Unicode MS" w:hAnsi="Arial Unicode MS" w:cs="Arial Unicode MS" w:hint="eastAsia"/>
-        </w:rPr>
-        <w:t xml:space="preserve">大平凜音　　　</w:t>
+        <w:t>ああああああああああああああ</w:t>
       </w:r>
     </w:p>
     <w:p>
@@ -378,7 +356,13 @@
         <w:rPr>
           <w:rFonts w:hint="eastAsia"/>
         </w:rPr>
-        <w:t>1か月も続けられず挫折してしまう人が多いので、一歩踏み出すきっかけや続けるためのコツなどをダイエット成功した（現在もやっている）　経験から伝えたい。</w:t>
+        <w:t>1</w:t>
+      </w:r>
+      <w:r>
+        <w:rPr>
+          <w:rFonts w:hint="eastAsia"/>
+        </w:rPr>
+        <w:t>か月も続けられず挫折してしまう人が多いので、一歩踏み出すきっかけや続けるためのコツなどをダイエット成功した（現在もやっている）　経験から伝えたい。</w:t>
       </w:r>
     </w:p>
     <w:p>
@@ -499,13 +483,25 @@
         <w:rPr>
           <w:rFonts w:hint="eastAsia"/>
         </w:rPr>
-        <w:t>10代～</w:t>
-      </w:r>
-      <w:r>
-        <w:rPr>
-          <w:rFonts w:hint="eastAsia"/>
-        </w:rPr>
-        <w:t>30代</w:t>
+        <w:t>10</w:t>
+      </w:r>
+      <w:r>
+        <w:rPr>
+          <w:rFonts w:hint="eastAsia"/>
+        </w:rPr>
+        <w:t>代～</w:t>
+      </w:r>
+      <w:r>
+        <w:rPr>
+          <w:rFonts w:hint="eastAsia"/>
+        </w:rPr>
+        <w:t>30</w:t>
+      </w:r>
+      <w:r>
+        <w:rPr>
+          <w:rFonts w:hint="eastAsia"/>
+        </w:rPr>
+        <w:t>代</w:t>
       </w:r>
     </w:p>
     <w:p>
@@ -521,7 +517,13 @@
         <w:rPr>
           <w:rFonts w:hint="eastAsia"/>
         </w:rPr>
-        <w:t>10代～</w:t>
+        <w:t>10</w:t>
+      </w:r>
+      <w:r>
+        <w:rPr>
+          <w:rFonts w:hint="eastAsia"/>
+        </w:rPr>
+        <w:t>代～</w:t>
       </w:r>
     </w:p>
     <w:p>
@@ -575,7 +577,13 @@
           <w:rPr>
             <w:rStyle w:val="a6"/>
           </w:rPr>
-          <w:t>Z世代ナイトタイム調査</w:t>
+          <w:t>Z</w:t>
+        </w:r>
+        <w:r>
+          <w:rPr>
+            <w:rStyle w:val="a6"/>
+          </w:rPr>
+          <w:t>世代ナイトタイム調査</w:t>
         </w:r>
       </w:hyperlink>
       <w:r>
@@ -598,7 +606,23 @@
           <w:bCs/>
           <w:lang w:val="en-US"/>
         </w:rPr>
-        <w:t>「Z世代のナイトタイムエコノミーに関する意識調査」</w:t>
+        <w:t>「</w:t>
+      </w:r>
+      <w:r>
+        <w:rPr>
+          <w:b/>
+          <w:bCs/>
+          <w:lang w:val="en-US"/>
+        </w:rPr>
+        <w:t>Z</w:t>
+      </w:r>
+      <w:r>
+        <w:rPr>
+          <w:b/>
+          <w:bCs/>
+          <w:lang w:val="en-US"/>
+        </w:rPr>
+        <w:t>世代のナイトタイムエコノミーに関する意識調査」</w:t>
       </w:r>
     </w:p>
     <w:p>
@@ -615,7 +639,37 @@
         <w:rPr>
           <w:lang w:val="en-US"/>
         </w:rPr>
-        <w:t xml:space="preserve">調査対象：20〜24歳の男女 </w:t>
+        <w:t>調査対象：</w:t>
+      </w:r>
+      <w:r>
+        <w:rPr>
+          <w:lang w:val="en-US"/>
+        </w:rPr>
+        <w:t>20</w:t>
+      </w:r>
+      <w:r>
+        <w:rPr>
+          <w:lang w:val="en-US"/>
+        </w:rPr>
+        <w:t>〜</w:t>
+      </w:r>
+      <w:r>
+        <w:rPr>
+          <w:lang w:val="en-US"/>
+        </w:rPr>
+        <w:t>24</w:t>
+      </w:r>
+      <w:r>
+        <w:rPr>
+          <w:lang w:val="en-US"/>
+        </w:rPr>
+        <w:t>歳の男女</w:t>
+      </w:r>
+      <w:r>
+        <w:rPr>
+          <w:lang w:val="en-US"/>
+        </w:rPr>
+        <w:t xml:space="preserve"> </w:t>
       </w:r>
     </w:p>
     <w:p>
@@ -632,7 +686,25 @@
         <w:rPr>
           <w:lang w:val="en-US"/>
         </w:rPr>
-        <w:t xml:space="preserve">調査人数：423人 </w:t>
+        <w:t>調査人数：</w:t>
+      </w:r>
+      <w:r>
+        <w:rPr>
+          <w:lang w:val="en-US"/>
+        </w:rPr>
+        <w:t>423</w:t>
+      </w:r>
+      <w:r>
+        <w:rPr>
+          <w:lang w:val="en-US"/>
+        </w:rPr>
+        <w:t>人</w:t>
+      </w:r>
+      <w:r>
+        <w:rPr>
+          <w:lang w:val="en-US"/>
+        </w:rPr>
+        <w:t xml:space="preserve"> </w:t>
       </w:r>
     </w:p>
     <w:p>
@@ -664,7 +736,19 @@
         <w:rPr>
           <w:lang w:val="en-US"/>
         </w:rPr>
-        <w:t>夜の時間帯（18時以降）の外出・遊び</w:t>
+        <w:t>夜の時間帯（</w:t>
+      </w:r>
+      <w:r>
+        <w:rPr>
+          <w:lang w:val="en-US"/>
+        </w:rPr>
+        <w:t>18</w:t>
+      </w:r>
+      <w:r>
+        <w:rPr>
+          <w:lang w:val="en-US"/>
+        </w:rPr>
+        <w:t>時以降）の外出・遊び</w:t>
       </w:r>
       <w:r>
         <w:rPr>
@@ -688,7 +772,13 @@
         <w:rPr>
           <w:lang w:val="en-US"/>
         </w:rPr>
-        <w:t xml:space="preserve">夜のお出かけ需要が高まっていることが分かる資料 </w:t>
+        <w:t>夜のお出かけ需要が高まっていることが分かる資料</w:t>
+      </w:r>
+      <w:r>
+        <w:rPr>
+          <w:lang w:val="en-US"/>
+        </w:rPr>
+        <w:t xml:space="preserve"> </w:t>
       </w:r>
     </w:p>
     <w:p>
@@ -713,7 +803,6 @@
         </w:rPr>
       </w:pPr>
       <w:r>
-        <w:lastRenderedPageBreak/>
         <w:t>ことが魅力となっており、夜景観賞や夜の観光スポットへの需要も高まっている。</w:t>
       </w:r>
     </w:p>
@@ -757,7 +846,43 @@
         <w:rPr>
           <w:lang w:val="en-US"/>
         </w:rPr>
-        <w:t>調査対象者のうち、93%が「夜景デートをしたことがある」、「夜景デートが好き」と回答したという。平均回数は14.8回。理由としては「ロマンチックなところ」、「ムードが良くなるところ」という意見があった。また、夜景デートをしたいと思う季節として最も多かったのは「夏」（33%）。今夏に夜景デートをしたいかの意向を尋ねた結果、肯定する意見は</w:t>
+        <w:t>調査対象者のうち、</w:t>
+      </w:r>
+      <w:r>
+        <w:rPr>
+          <w:lang w:val="en-US"/>
+        </w:rPr>
+        <w:t>93%</w:t>
+      </w:r>
+      <w:r>
+        <w:rPr>
+          <w:lang w:val="en-US"/>
+        </w:rPr>
+        <w:t>が「夜景デートをしたことがある」、「夜景デートが好き」と回答したという。平均回数は</w:t>
+      </w:r>
+      <w:r>
+        <w:rPr>
+          <w:lang w:val="en-US"/>
+        </w:rPr>
+        <w:t>14.8</w:t>
+      </w:r>
+      <w:r>
+        <w:rPr>
+          <w:lang w:val="en-US"/>
+        </w:rPr>
+        <w:t>回。理由としては「ロマンチックなところ」、「ムードが良くなるところ」という意見があった。また、夜景デートをしたいと思う季節として最も多かったのは「夏」（</w:t>
+      </w:r>
+      <w:r>
+        <w:rPr>
+          <w:lang w:val="en-US"/>
+        </w:rPr>
+        <w:t>33%</w:t>
+      </w:r>
+      <w:r>
+        <w:rPr>
+          <w:lang w:val="en-US"/>
+        </w:rPr>
+        <w:t>）。今夏に夜景デートをしたいかの意向を尋ねた結果、肯定する意見は</w:t>
       </w:r>
       <w:r>
         <w:rPr>
@@ -770,7 +895,13 @@
         <w:rPr>
           <w:lang w:val="en-US"/>
         </w:rPr>
-        <w:t>76%となった。</w:t>
+        <w:t>76%</w:t>
+      </w:r>
+      <w:r>
+        <w:rPr>
+          <w:lang w:val="en-US"/>
+        </w:rPr>
+        <w:t>となった。</w:t>
       </w:r>
       <w:r>
         <w:rPr>
@@ -783,7 +914,43 @@
         <w:rPr>
           <w:lang w:val="en-US"/>
         </w:rPr>
-        <w:t>「夜景をバックに恋人と写真を撮りたいと思いますか?」との質問には、62%が「思う」と回答。その理由として、「2ショットで写真を撮ると相手との距離が近くなるから」、「一生の思い出になるから」との意見が挙がった</w:t>
+        <w:t>「夜景をバックに恋人と写真を撮りたいと思いますか</w:t>
+      </w:r>
+      <w:r>
+        <w:rPr>
+          <w:lang w:val="en-US"/>
+        </w:rPr>
+        <w:t>?</w:t>
+      </w:r>
+      <w:r>
+        <w:rPr>
+          <w:lang w:val="en-US"/>
+        </w:rPr>
+        <w:t>」との質問には、</w:t>
+      </w:r>
+      <w:r>
+        <w:rPr>
+          <w:lang w:val="en-US"/>
+        </w:rPr>
+        <w:t>62%</w:t>
+      </w:r>
+      <w:r>
+        <w:rPr>
+          <w:lang w:val="en-US"/>
+        </w:rPr>
+        <w:t>が「思う」と回答。その理由として、「</w:t>
+      </w:r>
+      <w:r>
+        <w:rPr>
+          <w:lang w:val="en-US"/>
+        </w:rPr>
+        <w:t>2</w:t>
+      </w:r>
+      <w:r>
+        <w:rPr>
+          <w:lang w:val="en-US"/>
+        </w:rPr>
+        <w:t>ショットで写真を撮ると相手との距離が近くなるから」、「一生の思い出になるから」との意見が挙がった</w:t>
       </w:r>
       <w:r>
         <w:rPr>
@@ -999,7 +1166,71 @@
           <w:bCs/>
           <w:lang w:val="en-US"/>
         </w:rPr>
-        <w:t>調査対象：過去1年以内にダイエット経験がある20〜40代女性500名</w:t>
+        <w:t>調査対象：過去</w:t>
+      </w:r>
+      <w:r>
+        <w:rPr>
+          <w:b/>
+          <w:bCs/>
+          <w:lang w:val="en-US"/>
+        </w:rPr>
+        <w:t>1</w:t>
+      </w:r>
+      <w:r>
+        <w:rPr>
+          <w:b/>
+          <w:bCs/>
+          <w:lang w:val="en-US"/>
+        </w:rPr>
+        <w:t>年以内にダイエット経験がある</w:t>
+      </w:r>
+      <w:r>
+        <w:rPr>
+          <w:b/>
+          <w:bCs/>
+          <w:lang w:val="en-US"/>
+        </w:rPr>
+        <w:t>20</w:t>
+      </w:r>
+      <w:r>
+        <w:rPr>
+          <w:b/>
+          <w:bCs/>
+          <w:lang w:val="en-US"/>
+        </w:rPr>
+        <w:t>〜</w:t>
+      </w:r>
+      <w:r>
+        <w:rPr>
+          <w:b/>
+          <w:bCs/>
+          <w:lang w:val="en-US"/>
+        </w:rPr>
+        <w:t>40</w:t>
+      </w:r>
+      <w:r>
+        <w:rPr>
+          <w:b/>
+          <w:bCs/>
+          <w:lang w:val="en-US"/>
+        </w:rPr>
+        <w:t>代女性</w:t>
+      </w:r>
+      <w:r>
+        <w:rPr>
+          <w:b/>
+          <w:bCs/>
+          <w:lang w:val="en-US"/>
+        </w:rPr>
+        <w:t>500</w:t>
+      </w:r>
+      <w:r>
+        <w:rPr>
+          <w:b/>
+          <w:bCs/>
+          <w:lang w:val="en-US"/>
+        </w:rPr>
+        <w:t>名</w:t>
       </w:r>
       <w:r>
         <w:rPr>
@@ -1024,7 +1255,23 @@
           <w:bCs/>
           <w:lang w:val="en-US"/>
         </w:rPr>
-        <w:t>糖質制限ダイエットを経験したことがある人：約56％</w:t>
+        <w:t>糖質制限ダイエットを経験したことがある人：約</w:t>
+      </w:r>
+      <w:r>
+        <w:rPr>
+          <w:b/>
+          <w:bCs/>
+          <w:lang w:val="en-US"/>
+        </w:rPr>
+        <w:t>56</w:t>
+      </w:r>
+      <w:r>
+        <w:rPr>
+          <w:b/>
+          <w:bCs/>
+          <w:lang w:val="en-US"/>
+        </w:rPr>
+        <w:t>％</w:t>
       </w:r>
       <w:r>
         <w:rPr>
@@ -1047,7 +1294,19 @@
         <w:rPr>
           <w:lang w:val="en-US"/>
         </w:rPr>
-        <w:t>流行したダイエット方法として「糖質制限ダイエット」が81％で最も多かった</w:t>
+        <w:t>流行したダイエット方法として「糖質制限ダイエット」が</w:t>
+      </w:r>
+      <w:r>
+        <w:rPr>
+          <w:lang w:val="en-US"/>
+        </w:rPr>
+        <w:t>81</w:t>
+      </w:r>
+      <w:r>
+        <w:rPr>
+          <w:lang w:val="en-US"/>
+        </w:rPr>
+        <w:t>％で最も多かった</w:t>
       </w:r>
     </w:p>
     <w:p>
@@ -1086,7 +1345,13 @@
         <w:rPr>
           <w:lang w:val="en-US"/>
         </w:rPr>
-        <w:t xml:space="preserve">健康的な体を作るため </w:t>
+        <w:t>健康的な体を作るため</w:t>
+      </w:r>
+      <w:r>
+        <w:rPr>
+          <w:lang w:val="en-US"/>
+        </w:rPr>
+        <w:t xml:space="preserve"> </w:t>
       </w:r>
     </w:p>
     <w:p>
@@ -1103,7 +1368,13 @@
         <w:rPr>
           <w:lang w:val="en-US"/>
         </w:rPr>
-        <w:t xml:space="preserve">見た目を改善するため </w:t>
+        <w:t>見た目を改善するため</w:t>
+      </w:r>
+      <w:r>
+        <w:rPr>
+          <w:lang w:val="en-US"/>
+        </w:rPr>
+        <w:t xml:space="preserve"> </w:t>
       </w:r>
     </w:p>
     <w:p>
@@ -1120,7 +1391,13 @@
         <w:rPr>
           <w:lang w:val="en-US"/>
         </w:rPr>
-        <w:t xml:space="preserve">自分に自信を持つため </w:t>
+        <w:t>自分に自信を持つため</w:t>
+      </w:r>
+      <w:r>
+        <w:rPr>
+          <w:lang w:val="en-US"/>
+        </w:rPr>
+        <w:t xml:space="preserve"> </w:t>
       </w:r>
     </w:p>
     <w:p>
@@ -1137,20 +1414,25 @@
         <w:rPr>
           <w:lang w:val="en-US"/>
         </w:rPr>
-        <w:t xml:space="preserve">生活習慣を改善するため </w:t>
-      </w:r>
-    </w:p>
-    <w:p>
-      <w:pPr>
-        <w:rPr>
-          <w:lang w:val="en-US"/>
-        </w:rPr>
-      </w:pPr>
-      <w:r>
-        <w:rPr>
-          <w:lang w:val="en-US"/>
-        </w:rPr>
-        <w:lastRenderedPageBreak/>
+        <w:t>生活習慣を改善するため</w:t>
+      </w:r>
+      <w:r>
+        <w:rPr>
+          <w:lang w:val="en-US"/>
+        </w:rPr>
+        <w:t xml:space="preserve"> </w:t>
+      </w:r>
+    </w:p>
+    <w:p>
+      <w:pPr>
+        <w:rPr>
+          <w:lang w:val="en-US"/>
+        </w:rPr>
+      </w:pPr>
+      <w:r>
+        <w:rPr>
+          <w:lang w:val="en-US"/>
+        </w:rPr>
         <w:t>などがある。</w:t>
       </w:r>
     </w:p>
@@ -1199,6 +1481,7 @@
           <w:szCs w:val="28"/>
           <w:lang w:val="en-US"/>
         </w:rPr>
+        <w:lastRenderedPageBreak/>
         <w:t>結果を見て思ったこと</w:t>
       </w:r>
     </w:p>
@@ -1243,55 +1526,73 @@
           <w:szCs w:val="24"/>
         </w:rPr>
         <w:br/>
-        <w:t>そのため、福岡県内にある有名な</w:t>
-      </w:r>
-      <w:r>
-        <w:rPr>
-          <w:rFonts w:hint="eastAsia"/>
+      </w:r>
+      <w:r>
+        <w:rPr>
           <w:b/>
           <w:bCs/>
           <w:sz w:val="24"/>
           <w:szCs w:val="24"/>
         </w:rPr>
-        <w:t>夜景スポット</w:t>
-      </w:r>
-      <w:r>
-        <w:rPr>
+        <w:t>そのため、福岡県内にある有名な</w:t>
+      </w:r>
+      <w:r>
+        <w:rPr>
+          <w:rFonts w:hint="eastAsia"/>
           <w:b/>
           <w:bCs/>
           <w:sz w:val="24"/>
           <w:szCs w:val="24"/>
         </w:rPr>
-        <w:t>だけではなく、まだ知られていない魅力的な夜景スポット</w:t>
-      </w:r>
-      <w:r>
-        <w:rPr>
-          <w:rFonts w:hint="eastAsia"/>
+        <w:t>夜景スポット</w:t>
+      </w:r>
+      <w:r>
+        <w:rPr>
           <w:b/>
           <w:bCs/>
           <w:sz w:val="24"/>
           <w:szCs w:val="24"/>
         </w:rPr>
-        <w:t>も</w:t>
-      </w:r>
-      <w:r>
-        <w:rPr>
+        <w:t>だけではなく、まだ知られていない魅力的な夜景スポット</w:t>
+      </w:r>
+      <w:r>
+        <w:rPr>
+          <w:rFonts w:hint="eastAsia"/>
           <w:b/>
           <w:bCs/>
           <w:sz w:val="24"/>
           <w:szCs w:val="24"/>
         </w:rPr>
-        <w:t>紹介することで、観光やデート、写真撮影など新しい楽しみ方を提案できる</w:t>
-      </w:r>
-      <w:r>
-        <w:rPr>
-          <w:rFonts w:hint="eastAsia"/>
+        <w:t>も</w:t>
+      </w:r>
+      <w:r>
+        <w:rPr>
           <w:b/>
           <w:bCs/>
           <w:sz w:val="24"/>
           <w:szCs w:val="24"/>
         </w:rPr>
-        <w:t>Webサイト制作を目指す</w:t>
+        <w:t>紹介することで、観光やデート、写真撮影など新しい楽しみ方を提案できる</w:t>
+      </w:r>
+      <w:r>
+        <w:rPr>
+          <w:rFonts w:hint="eastAsia"/>
+          <w:b/>
+          <w:bCs/>
+          <w:sz w:val="24"/>
+          <w:szCs w:val="24"/>
+        </w:rPr>
+        <w:t>Web</w:t>
+      </w:r>
+      <w:r>
+        <w:rPr>
+          <w:rFonts w:hint="eastAsia"/>
+          <w:b/>
+          <w:bCs/>
+          <w:sz w:val="24"/>
+          <w:szCs w:val="24"/>
+        </w:rPr>
+        <w:t>サイト制作を目指す</w:t>
       </w:r>
       <w:r>
         <w:rPr>
@@ -1351,7 +1652,27 @@
           <w:szCs w:val="24"/>
           <w:lang w:val="en-US"/>
         </w:rPr>
-        <w:t>目標体重に到達できず途中で挫折する人も多く、経験者の80％が</w:t>
+        <w:t>目標体重に到達できず途中で挫折する人も多く、経験者の</w:t>
+      </w:r>
+      <w:r>
+        <w:rPr>
+          <w:b/>
+          <w:bCs/>
+          <w:sz w:val="24"/>
+          <w:szCs w:val="24"/>
+          <w:lang w:val="en-US"/>
+        </w:rPr>
+        <w:t>80</w:t>
+      </w:r>
+      <w:r>
+        <w:rPr>
+          <w:b/>
+          <w:bCs/>
+          <w:sz w:val="24"/>
+          <w:szCs w:val="24"/>
+          <w:lang w:val="en-US"/>
+        </w:rPr>
+        <w:t>％が</w:t>
       </w:r>
       <w:r>
         <w:rPr>
@@ -1428,7 +1749,27 @@
           <w:szCs w:val="24"/>
           <w:lang w:val="en-US"/>
         </w:rPr>
-        <w:t>食事制限によるストレス（79％</w:t>
+        <w:t>食事制限によるストレス（</w:t>
+      </w:r>
+      <w:r>
+        <w:rPr>
+          <w:b/>
+          <w:bCs/>
+          <w:sz w:val="24"/>
+          <w:szCs w:val="24"/>
+          <w:lang w:val="en-US"/>
+        </w:rPr>
+        <w:t>79</w:t>
+      </w:r>
+      <w:r>
+        <w:rPr>
+          <w:b/>
+          <w:bCs/>
+          <w:sz w:val="24"/>
+          <w:szCs w:val="24"/>
+          <w:lang w:val="en-US"/>
+        </w:rPr>
+        <w:t>％</w:t>
       </w:r>
       <w:r>
         <w:rPr>
@@ -1464,7 +1805,37 @@
           <w:szCs w:val="24"/>
           <w:lang w:val="en-US"/>
         </w:rPr>
-        <w:t xml:space="preserve">食欲のコントロールの難しさ（75％） </w:t>
+        <w:t>食欲のコントロールの難しさ（</w:t>
+      </w:r>
+      <w:r>
+        <w:rPr>
+          <w:b/>
+          <w:bCs/>
+          <w:sz w:val="24"/>
+          <w:szCs w:val="24"/>
+          <w:lang w:val="en-US"/>
+        </w:rPr>
+        <w:t>75</w:t>
+      </w:r>
+      <w:r>
+        <w:rPr>
+          <w:b/>
+          <w:bCs/>
+          <w:sz w:val="24"/>
+          <w:szCs w:val="24"/>
+          <w:lang w:val="en-US"/>
+        </w:rPr>
+        <w:t>％）</w:t>
+      </w:r>
+      <w:r>
+        <w:rPr>
+          <w:b/>
+          <w:bCs/>
+          <w:sz w:val="24"/>
+          <w:szCs w:val="24"/>
+          <w:lang w:val="en-US"/>
+        </w:rPr>
+        <w:t xml:space="preserve"> </w:t>
       </w:r>
     </w:p>
     <w:p>
@@ -1489,11 +1860,9 @@
           <w:szCs w:val="24"/>
           <w:lang w:val="en-US"/>
         </w:rPr>
-        <w:t xml:space="preserve">食事の楽しみが減ること（69％） </w:t>
-      </w:r>
-    </w:p>
-    <w:p>
-      <w:pPr>
+        <w:t>食事の楽しみが減ること（</w:t>
+      </w:r>
+      <w:r>
         <w:rPr>
           <w:b/>
           <w:bCs/>
@@ -1501,7 +1870,8 @@
           <w:szCs w:val="24"/>
           <w:lang w:val="en-US"/>
         </w:rPr>
-      </w:pPr>
+        <w:t>69</w:t>
+      </w:r>
       <w:r>
         <w:rPr>
           <w:b/>
@@ -1510,18 +1880,17 @@
           <w:szCs w:val="24"/>
           <w:lang w:val="en-US"/>
         </w:rPr>
-        <w:t>などが挙げられており、無理な制限ではなく、継続できる方法が重要であることが分かった</w:t>
-      </w:r>
-      <w:r>
-        <w:rPr>
-          <w:rFonts w:hint="eastAsia"/>
+        <w:t>％）</w:t>
+      </w:r>
+      <w:r>
+        <w:rPr>
           <w:b/>
           <w:bCs/>
           <w:sz w:val="24"/>
           <w:szCs w:val="24"/>
           <w:lang w:val="en-US"/>
         </w:rPr>
-        <w:t>。</w:t>
+        <w:t xml:space="preserve"> </w:t>
       </w:r>
     </w:p>
     <w:p>
@@ -1534,48 +1903,112 @@
           <w:lang w:val="en-US"/>
         </w:rPr>
       </w:pPr>
-    </w:p>
-    <w:p>
-      <w:pPr>
-        <w:rPr>
+      <w:r>
+        <w:rPr>
+          <w:b/>
+          <w:bCs/>
           <w:sz w:val="24"/>
           <w:szCs w:val="24"/>
           <w:lang w:val="en-US"/>
         </w:rPr>
-      </w:pPr>
-      <w:r>
-        <w:rPr>
+        <w:t>などが挙げられており、無理な制限ではなく、継続できる方法が重要であることが分かった</w:t>
+      </w:r>
+      <w:r>
+        <w:rPr>
+          <w:rFonts w:hint="eastAsia"/>
+          <w:b/>
+          <w:bCs/>
           <w:sz w:val="24"/>
           <w:szCs w:val="24"/>
           <w:lang w:val="en-US"/>
         </w:rPr>
-        <w:t>この調査から、多くの人がダイエットに関心を持ち、実際に取り組んでいることが分かった。しかし、短期間の無理な食事制限では継続が難しいため、正しい食事管理や運動習慣を取り入れた健康的なダイエットが重要である。</w:t>
-      </w:r>
-    </w:p>
-    <w:p>
-      <w:pPr>
-        <w:rPr>
+        <w:t>。</w:t>
+      </w:r>
+    </w:p>
+    <w:p>
+      <w:pPr>
+        <w:rPr>
+          <w:b/>
+          <w:bCs/>
           <w:sz w:val="24"/>
           <w:szCs w:val="24"/>
           <w:lang w:val="en-US"/>
         </w:rPr>
       </w:pPr>
-      <w:r>
+    </w:p>
+    <w:p>
+      <w:pPr>
         <w:rPr>
           <w:sz w:val="24"/>
           <w:szCs w:val="24"/>
           <w:lang w:val="en-US"/>
         </w:rPr>
-        <w:t>そこで、自分自身が食事管理・筋力トレーニング・有酸素運動を継続し、13kgの減量に成功した経験を紹介することで、これからダイエットを始めたい人の参考になるWebサイト制作を目指す。</w:t>
-      </w:r>
-    </w:p>
-    <w:p>
-      <w:pPr>
+      </w:pPr>
+      <w:r>
         <w:rPr>
           <w:sz w:val="24"/>
           <w:szCs w:val="24"/>
           <w:lang w:val="en-US"/>
         </w:rPr>
+        <w:t>この調査から、多くの人がダイエットに関心を持ち、実際に取り組んでいることが分かった。しかし、短期間の無理な食事制限では継続が難しいため、正しい食事管理や運動習慣を取り入れた健康的なダイエットが重要である。</w:t>
+      </w:r>
+    </w:p>
+    <w:p>
+      <w:pPr>
+        <w:rPr>
+          <w:sz w:val="24"/>
+          <w:szCs w:val="24"/>
+          <w:lang w:val="en-US"/>
+        </w:rPr>
+      </w:pPr>
+      <w:r>
+        <w:rPr>
+          <w:sz w:val="24"/>
+          <w:szCs w:val="24"/>
+          <w:lang w:val="en-US"/>
+        </w:rPr>
+        <w:t>そこで、自分自身が食事管理・筋力トレーニング・有酸素運動を継続し、</w:t>
+      </w:r>
+      <w:r>
+        <w:rPr>
+          <w:sz w:val="24"/>
+          <w:szCs w:val="24"/>
+          <w:lang w:val="en-US"/>
+        </w:rPr>
+        <w:t>13kg</w:t>
+      </w:r>
+      <w:r>
+        <w:rPr>
+          <w:sz w:val="24"/>
+          <w:szCs w:val="24"/>
+          <w:lang w:val="en-US"/>
+        </w:rPr>
+        <w:t>の減量に成功した経験を紹介することで、これからダイエットを始めたい人の参考になる</w:t>
+      </w:r>
+      <w:r>
+        <w:rPr>
+          <w:sz w:val="24"/>
+          <w:szCs w:val="24"/>
+          <w:lang w:val="en-US"/>
+        </w:rPr>
+        <w:t>Web</w:t>
+      </w:r>
+      <w:r>
+        <w:rPr>
+          <w:sz w:val="24"/>
+          <w:szCs w:val="24"/>
+          <w:lang w:val="en-US"/>
+        </w:rPr>
+        <w:t>サイト制作を目指す。</w:t>
+      </w:r>
+    </w:p>
+    <w:p>
+      <w:pPr>
+        <w:rPr>
+          <w:sz w:val="24"/>
+          <w:szCs w:val="24"/>
+          <w:lang w:val="en-US"/>
+        </w:rPr>
       </w:pPr>
     </w:p>
     <w:p>
@@ -1642,23 +2075,47 @@
           <w:sz w:val="24"/>
           <w:szCs w:val="24"/>
         </w:rPr>
-        <w:t>HOMEのレイアウトです。</w:t>
-      </w:r>
-    </w:p>
-    <w:p>
-      <w:pPr>
-        <w:rPr>
+        <w:t>HOME</w:t>
+      </w:r>
+      <w:r>
+        <w:rPr>
+          <w:rFonts w:hint="eastAsia"/>
           <w:sz w:val="24"/>
           <w:szCs w:val="24"/>
         </w:rPr>
-      </w:pPr>
-      <w:r>
-        <w:rPr>
-          <w:rFonts w:hint="eastAsia"/>
+        <w:t>のレイアウトです。</w:t>
+      </w:r>
+    </w:p>
+    <w:p>
+      <w:pPr>
+        <w:rPr>
           <w:sz w:val="24"/>
           <w:szCs w:val="24"/>
         </w:rPr>
-        <w:t>写真は5枚、写真の下に概要と名前を載せます。</w:t>
+      </w:pPr>
+      <w:r>
+        <w:rPr>
+          <w:rFonts w:hint="eastAsia"/>
+          <w:sz w:val="24"/>
+          <w:szCs w:val="24"/>
+        </w:rPr>
+        <w:t>写真は</w:t>
+      </w:r>
+      <w:r>
+        <w:rPr>
+          <w:rFonts w:hint="eastAsia"/>
+          <w:sz w:val="24"/>
+          <w:szCs w:val="24"/>
+        </w:rPr>
+        <w:t>5</w:t>
+      </w:r>
+      <w:r>
+        <w:rPr>
+          <w:rFonts w:hint="eastAsia"/>
+          <w:sz w:val="24"/>
+          <w:szCs w:val="24"/>
+        </w:rPr>
+        <w:t>枚、写真の下に概要と名前を載せます。</w:t>
       </w:r>
     </w:p>
     <w:p>
@@ -1839,6 +2296,7 @@
           <w:sz w:val="28"/>
           <w:szCs w:val="28"/>
         </w:rPr>
+        <w:lastRenderedPageBreak/>
         <w:t>制作スケジュール</w:t>
       </w:r>
     </w:p>
@@ -1854,7 +2312,7 @@
         <w:tblLook w:val="04A0" w:firstRow="1" w:lastRow="0" w:firstColumn="1" w:lastColumn="0" w:noHBand="0" w:noVBand="1"/>
       </w:tblPr>
       <w:tblGrid>
-        <w:gridCol w:w="1410"/>
+        <w:gridCol w:w="1471"/>
         <w:gridCol w:w="4820"/>
       </w:tblGrid>
       <w:tr>
@@ -1885,7 +2343,13 @@
               <w:rPr>
                 <w:lang w:val="en-US"/>
               </w:rPr>
-              <w:t>6月から</w:t>
+              <w:t>6</w:t>
+            </w:r>
+            <w:r>
+              <w:rPr>
+                <w:lang w:val="en-US"/>
+              </w:rPr>
+              <w:t>月から</w:t>
             </w:r>
           </w:p>
         </w:tc>
@@ -1950,7 +2414,43 @@
               <w:rPr>
                 <w:lang w:val="en-US"/>
               </w:rPr>
-              <w:t>7月8日(水)</w:t>
+              <w:t>7</w:t>
+            </w:r>
+            <w:r>
+              <w:rPr>
+                <w:lang w:val="en-US"/>
+              </w:rPr>
+              <w:t>月</w:t>
+            </w:r>
+            <w:r>
+              <w:rPr>
+                <w:lang w:val="en-US"/>
+              </w:rPr>
+              <w:t>8</w:t>
+            </w:r>
+            <w:r>
+              <w:rPr>
+                <w:lang w:val="en-US"/>
+              </w:rPr>
+              <w:t>日</w:t>
+            </w:r>
+            <w:r>
+              <w:rPr>
+                <w:lang w:val="en-US"/>
+              </w:rPr>
+              <w:t>(</w:t>
+            </w:r>
+            <w:r>
+              <w:rPr>
+                <w:lang w:val="en-US"/>
+              </w:rPr>
+              <w:t>水</w:t>
+            </w:r>
+            <w:r>
+              <w:rPr>
+                <w:lang w:val="en-US"/>
+              </w:rPr>
+              <w:t>)</w:t>
             </w:r>
           </w:p>
         </w:tc>
@@ -1981,7 +2481,19 @@
               <w:rPr>
                 <w:lang w:val="en-US"/>
               </w:rPr>
-              <w:t>テーマ/中間発表会</w:t>
+              <w:t>テーマ</w:t>
+            </w:r>
+            <w:r>
+              <w:rPr>
+                <w:lang w:val="en-US"/>
+              </w:rPr>
+              <w:t>/</w:t>
+            </w:r>
+            <w:r>
+              <w:rPr>
+                <w:lang w:val="en-US"/>
+              </w:rPr>
+              <w:t>中間発表会</w:t>
             </w:r>
           </w:p>
         </w:tc>
@@ -2014,7 +2526,13 @@
               <w:rPr>
                 <w:lang w:val="en-US"/>
               </w:rPr>
-              <w:t>7月中旬から</w:t>
+              <w:t>7</w:t>
+            </w:r>
+            <w:r>
+              <w:rPr>
+                <w:lang w:val="en-US"/>
+              </w:rPr>
+              <w:t>月中旬から</w:t>
             </w:r>
           </w:p>
         </w:tc>
@@ -2053,7 +2571,21 @@
                 <w:rFonts w:hint="eastAsia"/>
                 <w:lang w:val="en-US"/>
               </w:rPr>
-              <w:t>一個目webページ完成までする</w:t>
+              <w:t>一個目</w:t>
+            </w:r>
+            <w:r>
+              <w:rPr>
+                <w:rFonts w:hint="eastAsia"/>
+                <w:lang w:val="en-US"/>
+              </w:rPr>
+              <w:t>web</w:t>
+            </w:r>
+            <w:r>
+              <w:rPr>
+                <w:rFonts w:hint="eastAsia"/>
+                <w:lang w:val="en-US"/>
+              </w:rPr>
+              <w:t>ページ完成までする</w:t>
             </w:r>
           </w:p>
         </w:tc>
@@ -2164,7 +2696,13 @@
               <w:rPr>
                 <w:lang w:val="en-US"/>
               </w:rPr>
-              <w:t>9月から</w:t>
+              <w:t>9</w:t>
+            </w:r>
+            <w:r>
+              <w:rPr>
+                <w:lang w:val="en-US"/>
+              </w:rPr>
+              <w:t>月から</w:t>
             </w:r>
           </w:p>
         </w:tc>
@@ -2240,7 +2778,14 @@
           <w:rFonts w:hint="eastAsia"/>
           <w:lang w:val="en-US"/>
         </w:rPr>
-        <w:t>Webサイト２つ</w:t>
+        <w:t>Web</w:t>
+      </w:r>
+      <w:r>
+        <w:rPr>
+          <w:rFonts w:hint="eastAsia"/>
+          <w:lang w:val="en-US"/>
+        </w:rPr>
+        <w:t>サイト２つ</w:t>
       </w:r>
     </w:p>
     <w:p>
@@ -2360,7 +2905,37 @@
         <w:rPr>
           <w:lang w:val="en-US"/>
         </w:rPr>
-        <w:t>7月20日から減量を始めるトレーニング仲間に、私が13kgの減量で実践した食事メニュ</w:t>
+        <w:t>7</w:t>
+      </w:r>
+      <w:r>
+        <w:rPr>
+          <w:lang w:val="en-US"/>
+        </w:rPr>
+        <w:t>月</w:t>
+      </w:r>
+      <w:r>
+        <w:rPr>
+          <w:lang w:val="en-US"/>
+        </w:rPr>
+        <w:t>20</w:t>
+      </w:r>
+      <w:r>
+        <w:rPr>
+          <w:lang w:val="en-US"/>
+        </w:rPr>
+        <w:t>日から減量を始めるトレーニング仲間に、私が</w:t>
+      </w:r>
+      <w:r>
+        <w:rPr>
+          <w:lang w:val="en-US"/>
+        </w:rPr>
+        <w:t>13kg</w:t>
+      </w:r>
+      <w:r>
+        <w:rPr>
+          <w:lang w:val="en-US"/>
+        </w:rPr>
+        <w:t>の減量で実践した食事メニュ</w:t>
       </w:r>
       <w:r>
         <w:rPr>
@@ -2373,7 +2948,19 @@
         <w:rPr>
           <w:lang w:val="en-US"/>
         </w:rPr>
-        <w:t>を体験してもらい、味や満足度、継続しやすさなどの意見を収集し、Webサイトの内容に反映する。</w:t>
+        <w:t>を体験してもらい、味や満足度、継続しやすさなどの意見を収集し、</w:t>
+      </w:r>
+      <w:r>
+        <w:rPr>
+          <w:lang w:val="en-US"/>
+        </w:rPr>
+        <w:t>Web</w:t>
+      </w:r>
+      <w:r>
+        <w:rPr>
+          <w:lang w:val="en-US"/>
+        </w:rPr>
+        <w:t>サイトの内容に反映する。</w:t>
       </w:r>
       <w:r>
         <w:rPr>
@@ -2605,21 +3192,42 @@
           <w:rFonts w:hint="eastAsia"/>
           <w:lang w:val="en-US"/>
         </w:rPr>
-        <w:t>素材集めたら1つ目完成</w:t>
-      </w:r>
-    </w:p>
-    <w:p>
-      <w:pPr>
-        <w:rPr>
-          <w:lang w:val="en-US"/>
-        </w:rPr>
-      </w:pPr>
-      <w:r>
-        <w:rPr>
-          <w:rFonts w:hint="eastAsia"/>
-          <w:lang w:val="en-US"/>
-        </w:rPr>
-        <w:t>7/24　夜景のウェブ仮完成！あと写真を載せる</w:t>
+        <w:t>素材集めたら</w:t>
+      </w:r>
+      <w:r>
+        <w:rPr>
+          <w:rFonts w:hint="eastAsia"/>
+          <w:lang w:val="en-US"/>
+        </w:rPr>
+        <w:t>1</w:t>
+      </w:r>
+      <w:r>
+        <w:rPr>
+          <w:rFonts w:hint="eastAsia"/>
+          <w:lang w:val="en-US"/>
+        </w:rPr>
+        <w:t>つ目完成</w:t>
+      </w:r>
+    </w:p>
+    <w:p>
+      <w:pPr>
+        <w:rPr>
+          <w:lang w:val="en-US"/>
+        </w:rPr>
+      </w:pPr>
+      <w:r>
+        <w:rPr>
+          <w:rFonts w:hint="eastAsia"/>
+          <w:lang w:val="en-US"/>
+        </w:rPr>
+        <w:t>7/24</w:t>
+      </w:r>
+      <w:r>
+        <w:rPr>
+          <w:rFonts w:hint="eastAsia"/>
+          <w:lang w:val="en-US"/>
+        </w:rPr>
+        <w:t xml:space="preserve">　夜景のウェブ仮完成！あと写真を載せる</w:t>
       </w:r>
     </w:p>
     <w:p>
@@ -2647,7 +3255,6 @@
           <w:rFonts w:hint="eastAsia"/>
           <w:lang w:val="en-US"/>
         </w:rPr>
-        <w:lastRenderedPageBreak/>
         <w:t>メインに今から入る</w:t>
       </w:r>
     </w:p>
@@ -2711,7 +3318,21 @@
           <w:rFonts w:hint="eastAsia"/>
           <w:lang w:val="en-US"/>
         </w:rPr>
-        <w:t xml:space="preserve">　HOME　　</w:t>
+        <w:t xml:space="preserve">　</w:t>
+      </w:r>
+      <w:r>
+        <w:rPr>
+          <w:rFonts w:hint="eastAsia"/>
+          <w:lang w:val="en-US"/>
+        </w:rPr>
+        <w:t>HOME</w:t>
+      </w:r>
+      <w:r>
+        <w:rPr>
+          <w:rFonts w:hint="eastAsia"/>
+          <w:lang w:val="en-US"/>
+        </w:rPr>
+        <w:t xml:space="preserve">　　</w:t>
       </w:r>
       <w:r>
         <w:rPr>
@@ -2779,24 +3400,58 @@
           <w:tab w:val="left" w:pos="2704"/>
         </w:tabs>
         <w:rPr>
-          <w:rFonts w:hint="eastAsia"/>
-          <w:lang w:val="en-US"/>
-        </w:rPr>
-      </w:pPr>
-      <w:r>
-        <w:rPr>
-          <w:rFonts w:hint="eastAsia"/>
-          <w:lang w:val="en-US"/>
-        </w:rPr>
-        <w:t>素材集めあと福岡市内1回行けば完了</w:t>
-      </w:r>
-    </w:p>
-    <w:p>
-      <w:pPr>
-        <w:rPr>
-          <w:lang w:val="en-US"/>
-        </w:rPr>
-      </w:pPr>
+          <w:lang w:val="en-US"/>
+        </w:rPr>
+      </w:pPr>
+      <w:r>
+        <w:rPr>
+          <w:rFonts w:hint="eastAsia"/>
+          <w:lang w:val="en-US"/>
+        </w:rPr>
+        <w:t>素材集めあと福岡市内</w:t>
+      </w:r>
+      <w:r>
+        <w:rPr>
+          <w:rFonts w:hint="eastAsia"/>
+          <w:lang w:val="en-US"/>
+        </w:rPr>
+        <w:t>1</w:t>
+      </w:r>
+      <w:r>
+        <w:rPr>
+          <w:rFonts w:hint="eastAsia"/>
+          <w:lang w:val="en-US"/>
+        </w:rPr>
+        <w:t>回行けば完了</w:t>
+      </w:r>
+    </w:p>
+    <w:p>
+      <w:pPr>
+        <w:rPr>
+          <w:lang w:val="en-US"/>
+        </w:rPr>
+      </w:pPr>
+      <w:r>
+        <w:rPr>
+          <w:rFonts w:hint="eastAsia"/>
+          <w:lang w:val="en-US"/>
+        </w:rPr>
+        <w:t>夜景の素材集め完成</w:t>
+      </w:r>
+    </w:p>
+    <w:p>
+      <w:pPr>
+        <w:rPr>
+          <w:lang w:val="en-US"/>
+        </w:rPr>
+      </w:pPr>
+      <w:r>
+        <w:rPr>
+          <w:rFonts w:hint="eastAsia"/>
+          <w:lang w:val="en-US"/>
+        </w:rPr>
+        <w:t>食事は４つほど作って写真撮る、食材の写真は今週撮ってくる。</w:t>
+      </w:r>
     </w:p>
     <w:p>
       <w:pPr>
